--- a/data/cvs/cv_182_Invent_Consulting_Ltd_ERP_Systems_Developer__Python___Odoo_.docx
+++ b/data/cvs/cv_182_Invent_Consulting_Ltd_ERP_Systems_Developer__Python___Odoo_.docx
@@ -86,7 +86,7 @@
         <w:rPr>
           <w:sz w:val="20"/>
         </w:rPr>
-        <w:t>Full Stack Developer with a focus on Python and JavaScript, currently building ERP systems at Copy Cat Group. I design and develop full-stack applications, integrating APIs and customer-facing systems for enterprise clients. My recent work includes ERP platform integrations, logistics operations, and inventory management, with a focus on improving operational efficiency through automation. I have experience with Odoo ERP modules and am skilled in Python, JavaScript, and a range of databases.</w:t>
+        <w:t>ERP Systems Developer with a Python and Odoo focus, bringing a unique blend of full-stack development and AI engineering expertise. I've built full-stack applications for enterprise clients, integrating APIs and customer-facing systems, and have deep experience in AI data work, from model evaluation to prompt engineering. Currently, I'm leading the integration of SAP APIs with an internal Credit Control System at Copy Cat Group, and designing an AI-powered tender scraping pipeline to automate business processes.</w:t>
       </w:r>
     </w:p>
     <w:p>
@@ -119,7 +119,7 @@
         <w:rPr>
           <w:sz w:val="20"/>
         </w:rPr>
-        <w:t>Python, JavaScript, SQL, PHP, Kotlin, Bash</w:t>
+        <w:t>Python, JavaScript, SQL, PHP, Kotlin, Bash, HTML, CSS</w:t>
       </w:r>
     </w:p>
     <w:p>
@@ -173,7 +173,7 @@
         <w:rPr>
           <w:sz w:val="20"/>
         </w:rPr>
-        <w:t>Pandas, NumPy, Excel, Data Visualisation</w:t>
+        <w:t>Pandas, NumPy, Excel, Data Visualisation, Statistical Analysis</w:t>
       </w:r>
     </w:p>
     <w:p>
@@ -191,7 +191,7 @@
         <w:rPr>
           <w:sz w:val="20"/>
         </w:rPr>
-        <w:t>Prompt Engineering, LLM Evaluation, Data Annotation, Dataset Structuring</w:t>
+        <w:t>Gemini API, Groq API, Prompt Engineering, LLM Evaluation, Data Annotation, Dataset Structuring</w:t>
       </w:r>
     </w:p>
     <w:p>
@@ -209,7 +209,7 @@
         <w:rPr>
           <w:sz w:val="20"/>
         </w:rPr>
-        <w:t>n8n, Playwright, Web Scraping, REST APIs</w:t>
+        <w:t>n8n, Playwright, APScheduler, Web Scraping, REST APIs</w:t>
       </w:r>
     </w:p>
     <w:p>
@@ -227,7 +227,7 @@
         <w:rPr>
           <w:sz w:val="20"/>
         </w:rPr>
-        <w:t>Git, CI/CD, Oracle Cloud, Google Cloud Platform</w:t>
+        <w:t>Oracle Cloud, Google Cloud Platform, Git, GitHub, CI/CD</w:t>
       </w:r>
     </w:p>
     <w:p>
@@ -245,7 +245,7 @@
         <w:rPr>
           <w:sz w:val="20"/>
         </w:rPr>
-        <w:t>ERP System Developer, Enterprise system, Sales, Retail distribution, Manufacturing processes, ERP workflows, Customizations, System improvement</w:t>
+        <w:t>ERP System Developer, ERP platform, Enterprise systems, Microsoft Partner, Data solutions, Innovation, Client success, Configuration, Odoo ERP modules, CRM, Sales, Purchases</w:t>
       </w:r>
     </w:p>
     <w:p>
@@ -263,7 +263,7 @@
         <w:rPr>
           <w:sz w:val="20"/>
         </w:rPr>
-        <w:t>Enterprise systems, Business process automation, Operational technology, CRM, Purchases, Manufacturing, Operational workflows, Transport logistics, Inventory tracking</w:t>
+        <w:t>Inventory, Manufacturing, Operational workflows, Transport logistics, Inventory tracking, ERP workflows, Customizations, Integrations, System improvement, Solution-oriented, Business process automation, Operational technology</w:t>
       </w:r>
     </w:p>
     <w:p>
@@ -313,7 +313,7 @@
         <w:rPr>
           <w:sz w:val="20"/>
         </w:rPr>
-        <w:t>Integrating SAP APIs with an internal Credit Control System, automating processes for OA and IT business units.</w:t>
+        <w:t>Integrating SAP APIs with an internal Credit Control System, creating an automated solution for OA and IT business units.</w:t>
       </w:r>
     </w:p>
     <w:p>
@@ -325,7 +325,7 @@
         <w:rPr>
           <w:sz w:val="20"/>
         </w:rPr>
-        <w:t>Authoring technical documentation including BRDs and SDDs to define project scope and system architecture.</w:t>
+        <w:t>Designing and prototyping an AI-powered tender scraping pipeline to automate tender discovery and processing.</w:t>
       </w:r>
     </w:p>
     <w:p>
@@ -337,7 +337,7 @@
         <w:rPr>
           <w:sz w:val="20"/>
         </w:rPr>
-        <w:t>Designing and prototyping an AI-powered tender scraping pipeline to automate tender opportunity discovery and processing.</w:t>
+        <w:t>Authoring comprehensive System Design Documents (SDDs) and Business Requirements Documents (BRDs) to define project scope and technical specifications.</w:t>
       </w:r>
     </w:p>
     <w:p>
@@ -372,31 +372,7 @@
         <w:rPr>
           <w:sz w:val="20"/>
         </w:rPr>
-        <w:t>Train AI models by generating accurate difference-based captions for multimodal datasets</w:t>
-      </w:r>
-    </w:p>
-    <w:p>
-      <w:pPr>
-        <w:pStyle w:val="ListBullet"/>
-        <w:spacing w:before="0" w:after="20"/>
-      </w:pPr>
-      <w:r>
-        <w:rPr>
-          <w:sz w:val="20"/>
-        </w:rPr>
-        <w:t>Perform categorisation, bounding, consistency checks, and image-level validation to improve multimodal model accuracy</w:t>
-      </w:r>
-    </w:p>
-    <w:p>
-      <w:pPr>
-        <w:pStyle w:val="ListBullet"/>
-        <w:spacing w:before="0" w:after="20"/>
-      </w:pPr>
-      <w:r>
-        <w:rPr>
-          <w:sz w:val="20"/>
-        </w:rPr>
-        <w:t>Contribute high-quality annotated outputs that directly feed into production AI model training pipelines</w:t>
+        <w:t>Generating difference-based captions for multimodal datasets, improving model accuracy through detailed annotations.</w:t>
       </w:r>
     </w:p>
     <w:p>
@@ -431,31 +407,7 @@
         <w:rPr>
           <w:sz w:val="20"/>
         </w:rPr>
-        <w:t>Developed and delivered full-stack solutions for U.S.-based clients across different sectors</w:t>
-      </w:r>
-    </w:p>
-    <w:p>
-      <w:pPr>
-        <w:pStyle w:val="ListBullet"/>
-        <w:spacing w:before="0" w:after="20"/>
-      </w:pPr>
-      <w:r>
-        <w:rPr>
-          <w:sz w:val="20"/>
-        </w:rPr>
-        <w:t>Built UI components, optimised APIs, and handled CMS-based website systems</w:t>
-      </w:r>
-    </w:p>
-    <w:p>
-      <w:pPr>
-        <w:pStyle w:val="ListBullet"/>
-        <w:spacing w:before="0" w:after="20"/>
-      </w:pPr>
-      <w:r>
-        <w:rPr>
-          <w:sz w:val="20"/>
-        </w:rPr>
-        <w:t>Collaborated with remote teams to debug, improve performance, and implement client feedback</w:t>
+        <w:t>Building full-stack solutions with optimised UI components, APIs, and CMS-based systems for diverse U.S. clients.</w:t>
       </w:r>
     </w:p>
     <w:p>
@@ -490,31 +442,7 @@
         <w:rPr>
           <w:sz w:val="20"/>
         </w:rPr>
-        <w:t>Annotated and evaluated datasets for health and agriculture AI systems</w:t>
-      </w:r>
-    </w:p>
-    <w:p>
-      <w:pPr>
-        <w:pStyle w:val="ListBullet"/>
-        <w:spacing w:before="0" w:after="20"/>
-      </w:pPr>
-      <w:r>
-        <w:rPr>
-          <w:sz w:val="20"/>
-        </w:rPr>
-        <w:t>Performed intent detection, slot tagging, utterance verification, and structured dataset creation</w:t>
-      </w:r>
-    </w:p>
-    <w:p>
-      <w:pPr>
-        <w:pStyle w:val="ListBullet"/>
-        <w:spacing w:before="0" w:after="20"/>
-      </w:pPr>
-      <w:r>
-        <w:rPr>
-          <w:sz w:val="20"/>
-        </w:rPr>
-        <w:t>Ensured annotation quality and consistency across multilingual and multimodal training data</w:t>
+        <w:t>Performing intent detection, slot tagging, and utterance verification for health and agriculture AI systems.</w:t>
       </w:r>
     </w:p>
     <w:p>
